--- a/conteudo-assistente/Descricao de cada Tabulacao.docx
+++ b/conteudo-assistente/Descricao de cada Tabulacao.docx
@@ -41,7 +41,7 @@
           <w:pgNumType w:start="1"/>
         </w:sectPr>
       </w:pPr>
-      <w:bookmarkStart w:colFirst="0" w:colLast="0" w:name="_jftoq0xywl0z" w:id="0"/>
+      <w:bookmarkStart w:colFirst="0" w:colLast="0" w:name="_aipcgb6rljsc" w:id="0"/>
       <w:bookmarkEnd w:id="0"/>
       <w:r>
         <w:rPr>
@@ -801,38 +801,6 @@
           <w:rtl w:val="0"/>
         </w:rPr>
         <w:t xml:space="preserve">Cliente não aceita o desconto/campanha ofertada. Devemos selecionar a tabulação RECUSA AÇÃO/CAMPANHA e depois uma subtabulação que se encaixe no resultado do atendimento.</w:t>
-      </w:r>
-    </w:p>
-    <w:p>
-      <w:pPr>
-        <w:rPr/>
-      </w:pPr>
-      <w:r>
-        <w:rPr>
-          <w:rtl w:val="0"/>
-        </w:rPr>
-      </w:r>
-    </w:p>
-    <w:p>
-      <w:pPr>
-        <w:rPr/>
-      </w:pPr>
-      <w:r>
-        <w:rPr>
-          <w:rtl w:val="0"/>
-        </w:rPr>
-        <w:t xml:space="preserve">TRANSBORDO PARA ATENDIMENTO ENTRE CANAIS, COM IP:</w:t>
-      </w:r>
-    </w:p>
-    <w:p>
-      <w:pPr>
-        <w:rPr/>
-      </w:pPr>
-      <w:r>
-        <w:rPr>
-          <w:rtl w:val="0"/>
-        </w:rPr>
-        <w:t xml:space="preserve">Quando o atendimento é iniciado em um canal e precisa ser transbordado para resolução por outro canal após o cliente ter realizado a IP.</w:t>
       </w:r>
     </w:p>
     <w:sectPr>

--- a/conteudo-assistente/Descricao de cada Tabulacao.docx
+++ b/conteudo-assistente/Descricao de cada Tabulacao.docx
@@ -41,7 +41,7 @@
           <w:pgNumType w:start="1"/>
         </w:sectPr>
       </w:pPr>
-      <w:bookmarkStart w:colFirst="0" w:colLast="0" w:name="_aipcgb6rljsc" w:id="0"/>
+      <w:bookmarkStart w:colFirst="0" w:colLast="0" w:name="_mvnii5xodf1" w:id="0"/>
       <w:bookmarkEnd w:id="0"/>
       <w:r>
         <w:rPr>
@@ -70,10 +70,15 @@
     </w:p>
     <w:p>
       <w:pPr>
-        <w:rPr/>
-      </w:pPr>
-      <w:r>
-        <w:rPr>
+        <w:rPr>
+          <w:b w:val="1"/>
+          <w:bCs w:val="1"/>
+        </w:rPr>
+      </w:pPr>
+      <w:r>
+        <w:rPr>
+          <w:b w:val="1"/>
+          <w:bCs w:val="1"/>
           <w:rtl w:val="0"/>
         </w:rPr>
         <w:t xml:space="preserve">LIGAÇÃO MUDA:</w:t>
@@ -102,10 +107,15 @@
     </w:p>
     <w:p>
       <w:pPr>
-        <w:rPr/>
-      </w:pPr>
-      <w:r>
-        <w:rPr>
+        <w:rPr>
+          <w:b w:val="1"/>
+          <w:bCs w:val="1"/>
+        </w:rPr>
+      </w:pPr>
+      <w:r>
+        <w:rPr>
+          <w:b w:val="1"/>
+          <w:bCs w:val="1"/>
           <w:rtl w:val="0"/>
         </w:rPr>
         <w:t xml:space="preserve">LIGAÇÃO CAIU:</w:t>
@@ -134,10 +144,15 @@
     </w:p>
     <w:p>
       <w:pPr>
-        <w:rPr/>
-      </w:pPr>
-      <w:r>
-        <w:rPr>
+        <w:rPr>
+          <w:b w:val="1"/>
+          <w:bCs w:val="1"/>
+        </w:rPr>
+      </w:pPr>
+      <w:r>
+        <w:rPr>
+          <w:b w:val="1"/>
+          <w:bCs w:val="1"/>
           <w:rtl w:val="0"/>
         </w:rPr>
         <w:t xml:space="preserve">DESCONHECIDO NO TELEFONE:</w:t>
@@ -166,10 +181,15 @@
     </w:p>
     <w:p>
       <w:pPr>
-        <w:rPr/>
-      </w:pPr>
-      <w:r>
-        <w:rPr>
+        <w:rPr>
+          <w:b w:val="1"/>
+          <w:bCs w:val="1"/>
+        </w:rPr>
+      </w:pPr>
+      <w:r>
+        <w:rPr>
+          <w:b w:val="1"/>
+          <w:bCs w:val="1"/>
           <w:rtl w:val="0"/>
         </w:rPr>
         <w:t xml:space="preserve">CAIXA POSTAL:</w:t>
@@ -209,10 +229,15 @@
     </w:p>
     <w:p>
       <w:pPr>
-        <w:rPr/>
-      </w:pPr>
-      <w:r>
-        <w:rPr>
+        <w:rPr>
+          <w:b w:val="1"/>
+          <w:bCs w:val="1"/>
+        </w:rPr>
+      </w:pPr>
+      <w:r>
+        <w:rPr>
+          <w:b w:val="1"/>
+          <w:bCs w:val="1"/>
           <w:rtl w:val="0"/>
         </w:rPr>
         <w:t xml:space="preserve">FALECIDO:</w:t>
@@ -241,10 +266,15 @@
     </w:p>
     <w:p>
       <w:pPr>
-        <w:rPr/>
-      </w:pPr>
-      <w:r>
-        <w:rPr>
+        <w:rPr>
+          <w:b w:val="1"/>
+          <w:bCs w:val="1"/>
+        </w:rPr>
+      </w:pPr>
+      <w:r>
+        <w:rPr>
+          <w:b w:val="1"/>
+          <w:bCs w:val="1"/>
           <w:rtl w:val="0"/>
         </w:rPr>
         <w:t xml:space="preserve">PESSOA NÃO CONFIRMA DADOS:</w:t>
@@ -273,10 +303,15 @@
     </w:p>
     <w:p>
       <w:pPr>
-        <w:rPr/>
-      </w:pPr>
-      <w:r>
-        <w:rPr>
+        <w:rPr>
+          <w:b w:val="1"/>
+          <w:bCs w:val="1"/>
+        </w:rPr>
+      </w:pPr>
+      <w:r>
+        <w:rPr>
+          <w:b w:val="1"/>
+          <w:bCs w:val="1"/>
           <w:rtl w:val="0"/>
         </w:rPr>
         <w:t xml:space="preserve">RECADO COM TERCEIRO:</w:t>
@@ -290,25 +325,30 @@
         <w:rPr>
           <w:rtl w:val="0"/>
         </w:rPr>
-        <w:t xml:space="preserve">Terceiro/cliente informa que a empresa entrou em falência/concordata ou terceiro informa que conhece o cliente, que pode dar o recado ou não, ou terceiro pede para ligar outro dia/horário ou em outro telefone.</w:t>
-      </w:r>
-    </w:p>
-    <w:p>
-      <w:pPr>
-        <w:rPr/>
-      </w:pPr>
-      <w:r>
-        <w:rPr>
-          <w:rtl w:val="0"/>
-        </w:rPr>
-      </w:r>
-    </w:p>
-    <w:p>
-      <w:pPr>
-        <w:rPr/>
-      </w:pPr>
-      <w:r>
-        <w:rPr>
+        <w:t xml:space="preserve">Terceiro informa que conhece o cliente, que pode dar o recado ou não, ou terceiro pede para ligar outro dia/horário ou em outro telefone. Terceiro informa que a empresa entrou em falência/concordata</w:t>
+      </w:r>
+    </w:p>
+    <w:p>
+      <w:pPr>
+        <w:rPr/>
+      </w:pPr>
+      <w:r>
+        <w:rPr>
+          <w:rtl w:val="0"/>
+        </w:rPr>
+      </w:r>
+    </w:p>
+    <w:p>
+      <w:pPr>
+        <w:rPr>
+          <w:b w:val="1"/>
+          <w:bCs w:val="1"/>
+        </w:rPr>
+      </w:pPr>
+      <w:r>
+        <w:rPr>
+          <w:b w:val="1"/>
+          <w:bCs w:val="1"/>
           <w:rtl w:val="0"/>
         </w:rPr>
         <w:t xml:space="preserve">SINAL DE FAX:</w:t>
@@ -337,20 +377,52 @@
     </w:p>
     <w:p>
       <w:pPr>
-        <w:rPr/>
-      </w:pPr>
-      <w:r>
-        <w:rPr>
-          <w:rtl w:val="0"/>
-        </w:rPr>
-      </w:r>
-    </w:p>
-    <w:p>
-      <w:pPr>
-        <w:rPr/>
-      </w:pPr>
-      <w:r>
-        <w:rPr>
+        <w:rPr>
+          <w:b w:val="1"/>
+          <w:bCs w:val="1"/>
+        </w:rPr>
+      </w:pPr>
+      <w:r>
+        <w:rPr>
+          <w:b w:val="1"/>
+          <w:bCs w:val="1"/>
+          <w:rtl w:val="0"/>
+        </w:rPr>
+        <w:t xml:space="preserve">ACEITA AÇÃO/CAMPANHA COM PARCELAMENTO</w:t>
+      </w:r>
+    </w:p>
+    <w:p>
+      <w:pPr>
+        <w:rPr/>
+      </w:pPr>
+      <w:r>
+        <w:rPr>
+          <w:rtl w:val="0"/>
+        </w:rPr>
+        <w:t xml:space="preserve">Utilizamos esta tabulação na situação em que após ofertar a campanha do Desenrola Brasil parcelada, houve o aceite da proposta/campanha por parte do cliente, ele concordou com as condições apresentadas e vai fazer o pagamento com o boleto.</w:t>
+      </w:r>
+    </w:p>
+    <w:p>
+      <w:pPr>
+        <w:rPr/>
+      </w:pPr>
+      <w:r>
+        <w:rPr>
+          <w:rtl w:val="0"/>
+        </w:rPr>
+      </w:r>
+    </w:p>
+    <w:p>
+      <w:pPr>
+        <w:rPr>
+          <w:b w:val="1"/>
+          <w:bCs w:val="1"/>
+        </w:rPr>
+      </w:pPr>
+      <w:r>
+        <w:rPr>
+          <w:b w:val="1"/>
+          <w:bCs w:val="1"/>
           <w:rtl w:val="0"/>
         </w:rPr>
         <w:t xml:space="preserve">ACEITA AÇÃO/CAMPANHA COM EMISSÃO DE BOLETO:</w:t>
@@ -379,10 +451,15 @@
     </w:p>
     <w:p>
       <w:pPr>
-        <w:rPr/>
-      </w:pPr>
-      <w:r>
-        <w:rPr>
+        <w:rPr>
+          <w:b w:val="1"/>
+          <w:bCs w:val="1"/>
+        </w:rPr>
+      </w:pPr>
+      <w:r>
+        <w:rPr>
+          <w:b w:val="1"/>
+          <w:bCs w:val="1"/>
           <w:rtl w:val="0"/>
         </w:rPr>
         <w:t xml:space="preserve">ACEITA AÇÃO/CAMPANHA SEM EMISSÃO DE BOLETO:</w:t>
@@ -411,10 +488,15 @@
     </w:p>
     <w:p>
       <w:pPr>
-        <w:rPr/>
-      </w:pPr>
-      <w:r>
-        <w:rPr>
+        <w:rPr>
+          <w:b w:val="1"/>
+          <w:bCs w:val="1"/>
+        </w:rPr>
+      </w:pPr>
+      <w:r>
+        <w:rPr>
+          <w:b w:val="1"/>
+          <w:bCs w:val="1"/>
           <w:rtl w:val="0"/>
         </w:rPr>
         <w:t xml:space="preserve">CLIENTE COM ACORDO ATIVO RETORNA NO RECEPTIVO:</w:t>
@@ -443,10 +525,15 @@
     </w:p>
     <w:p>
       <w:pPr>
-        <w:rPr/>
-      </w:pPr>
-      <w:r>
-        <w:rPr>
+        <w:rPr>
+          <w:b w:val="1"/>
+          <w:bCs w:val="1"/>
+        </w:rPr>
+      </w:pPr>
+      <w:r>
+        <w:rPr>
+          <w:b w:val="1"/>
+          <w:bCs w:val="1"/>
           <w:rtl w:val="0"/>
         </w:rPr>
         <w:t xml:space="preserve">CONTATO INTERROMPIDO APÓS IP, MAS SEM RESULTADO DEFINIDO:</w:t>
@@ -475,10 +562,15 @@
     </w:p>
     <w:p>
       <w:pPr>
-        <w:rPr/>
-      </w:pPr>
-      <w:r>
-        <w:rPr>
+        <w:rPr>
+          <w:b w:val="1"/>
+          <w:bCs w:val="1"/>
+        </w:rPr>
+      </w:pPr>
+      <w:r>
+        <w:rPr>
+          <w:b w:val="1"/>
+          <w:bCs w:val="1"/>
           <w:rtl w:val="0"/>
         </w:rPr>
         <w:t xml:space="preserve">CONTATO SEM NEGOCIAÇÃO:</w:t>
@@ -507,10 +599,15 @@
     </w:p>
     <w:p>
       <w:pPr>
-        <w:rPr/>
-      </w:pPr>
-      <w:r>
-        <w:rPr>
+        <w:rPr>
+          <w:b w:val="1"/>
+          <w:bCs w:val="1"/>
+        </w:rPr>
+      </w:pPr>
+      <w:r>
+        <w:rPr>
+          <w:b w:val="1"/>
+          <w:bCs w:val="1"/>
           <w:rtl w:val="0"/>
         </w:rPr>
         <w:t xml:space="preserve">DÍVIDA NÃO RECONHECIDA:</w:t>
@@ -539,10 +636,15 @@
     </w:p>
     <w:p>
       <w:pPr>
-        <w:rPr/>
-      </w:pPr>
-      <w:r>
-        <w:rPr>
+        <w:rPr>
+          <w:b w:val="1"/>
+          <w:bCs w:val="1"/>
+        </w:rPr>
+      </w:pPr>
+      <w:r>
+        <w:rPr>
+          <w:b w:val="1"/>
+          <w:bCs w:val="1"/>
           <w:rtl w:val="0"/>
         </w:rPr>
         <w:t xml:space="preserve">NEGOCIAÇÃO EM OUTRO CANAL:</w:t>
@@ -571,10 +673,15 @@
     </w:p>
     <w:p>
       <w:pPr>
-        <w:rPr/>
-      </w:pPr>
-      <w:r>
-        <w:rPr>
+        <w:rPr>
+          <w:b w:val="1"/>
+          <w:bCs w:val="1"/>
+        </w:rPr>
+      </w:pPr>
+      <w:r>
+        <w:rPr>
+          <w:b w:val="1"/>
+          <w:bCs w:val="1"/>
           <w:rtl w:val="0"/>
         </w:rPr>
         <w:t xml:space="preserve">PAGAMENTO JÁ EFETUADO:</w:t>
@@ -603,10 +710,15 @@
     </w:p>
     <w:p>
       <w:pPr>
-        <w:rPr/>
-      </w:pPr>
-      <w:r>
-        <w:rPr>
+        <w:rPr>
+          <w:b w:val="1"/>
+          <w:bCs w:val="1"/>
+        </w:rPr>
+      </w:pPr>
+      <w:r>
+        <w:rPr>
+          <w:b w:val="1"/>
+          <w:bCs w:val="1"/>
           <w:rtl w:val="0"/>
         </w:rPr>
         <w:t xml:space="preserve">PESSOA SOLICITA RETORNO EM OUTRO MOMENTO:</w:t>
@@ -635,10 +747,17 @@
     </w:p>
     <w:p>
       <w:pPr>
-        <w:rPr/>
-      </w:pPr>
-      <w:r>
-        <w:rPr>
+        <w:rPr>
+          <w:b w:val="1"/>
+          <w:bCs w:val="1"/>
+          <w:highlight w:val="white"/>
+        </w:rPr>
+      </w:pPr>
+      <w:r>
+        <w:rPr>
+          <w:b w:val="1"/>
+          <w:bCs w:val="1"/>
+          <w:highlight w:val="white"/>
           <w:rtl w:val="0"/>
         </w:rPr>
         <w:t xml:space="preserve">PROMESSA DE PAGAMENTO ACORDO DE PARCELAMENTO</w:t>
@@ -646,10 +765,13 @@
     </w:p>
     <w:p>
       <w:pPr>
-        <w:rPr/>
-      </w:pPr>
-      <w:r>
-        <w:rPr>
+        <w:rPr>
+          <w:highlight w:val="white"/>
+        </w:rPr>
+      </w:pPr>
+      <w:r>
+        <w:rPr>
+          <w:highlight w:val="white"/>
           <w:rtl w:val="0"/>
         </w:rPr>
         <w:t xml:space="preserve">Cliente confirma o pagamento parcelado do CARTÃO DE CRÉDITO.</w:t>
@@ -667,10 +789,15 @@
     </w:p>
     <w:p>
       <w:pPr>
-        <w:rPr/>
-      </w:pPr>
-      <w:r>
-        <w:rPr>
+        <w:rPr>
+          <w:b w:val="1"/>
+          <w:bCs w:val="1"/>
+        </w:rPr>
+      </w:pPr>
+      <w:r>
+        <w:rPr>
+          <w:b w:val="1"/>
+          <w:bCs w:val="1"/>
           <w:rtl w:val="0"/>
         </w:rPr>
         <w:t xml:space="preserve">PROMESSA DE PAGAMENTO COM EMISSÃO DE BOLETO:</w:t>
@@ -709,20 +836,15 @@
     </w:p>
     <w:p>
       <w:pPr>
-        <w:rPr/>
-      </w:pPr>
-      <w:r>
-        <w:rPr>
-          <w:rtl w:val="0"/>
-        </w:rPr>
-      </w:r>
-    </w:p>
-    <w:p>
-      <w:pPr>
-        <w:rPr/>
-      </w:pPr>
-      <w:r>
-        <w:rPr>
+        <w:rPr>
+          <w:b w:val="1"/>
+          <w:bCs w:val="1"/>
+        </w:rPr>
+      </w:pPr>
+      <w:r>
+        <w:rPr>
+          <w:b w:val="1"/>
+          <w:bCs w:val="1"/>
           <w:rtl w:val="0"/>
         </w:rPr>
         <w:t xml:space="preserve">PROMESSA DE PAGAMENTO SEM EMISSÃO DE BOLETO:</w:t>
@@ -751,10 +873,15 @@
     </w:p>
     <w:p>
       <w:pPr>
-        <w:rPr/>
-      </w:pPr>
-      <w:r>
-        <w:rPr>
+        <w:rPr>
+          <w:b w:val="1"/>
+          <w:bCs w:val="1"/>
+        </w:rPr>
+      </w:pPr>
+      <w:r>
+        <w:rPr>
+          <w:b w:val="1"/>
+          <w:bCs w:val="1"/>
           <w:rtl w:val="0"/>
         </w:rPr>
         <w:t xml:space="preserve">SEM CAPACIDADE DE PAGAMENTO:</w:t>
@@ -783,10 +910,15 @@
     </w:p>
     <w:p>
       <w:pPr>
-        <w:rPr/>
-      </w:pPr>
-      <w:r>
-        <w:rPr>
+        <w:rPr>
+          <w:b w:val="1"/>
+          <w:bCs w:val="1"/>
+        </w:rPr>
+      </w:pPr>
+      <w:r>
+        <w:rPr>
+          <w:b w:val="1"/>
+          <w:bCs w:val="1"/>
           <w:rtl w:val="0"/>
         </w:rPr>
         <w:t xml:space="preserve">RECUSA AÇÃO/CAMPANHA + MOTIVO:</w:t>
